--- a/Neon Retro TV Rave Kandi Charm | 3D Printed Bead.docx
+++ b/Neon Retro TV Rave Kandi Charm | 3D Printed Bead.docx
@@ -205,7 +205,7 @@
           <w:sz w:val="21"/>
           <w:szCs w:val="21"/>
         </w:rPr>
-        <w:t xml:space="preserve">Bring retro arcade energy to your next kandi creation with this colorful 3D-printed bead charm! Shaped like a vintage TV with neon color bars and a bold pixel-style face, this lightweight PLA charm adds a playful focal point to kandi bracelets, necklaces, and festival accessories. Each charm includes a built-in bead hole for threading onto kandi string or incorporating into custom jewelry projects. Pick your color in a 10, 20 or 30 pack and get ready to make, wear, and trade with your rave crew.</w:t>
+        <w:t xml:space="preserve">Bring retro arcade energy to your next kandi creation with this colorful 3D-printed bead charm! Shaped like a vintage TV with neon color bars and a bold pixel-style face, this lightweight PLA charm adds a playful focal point to kandi bracelets, necklaces, and festival accessories. Each charm includes a built-in bead hole for threading onto kandi string or incorporating into custom jewelry projects. Pick your color in an 11, 22 or 33 pack and get ready to make, wear, and trade with your rave crew.</w:t>
       </w:r>
     </w:p>
     <w:p>
@@ -727,7 +727,7 @@
           <w:sz w:val="21"/>
           <w:szCs w:val="21"/>
         </w:rPr>
-        <w:t xml:space="preserve">Loose charms in your pick of color, in 10, 20 or 30 packs.</w:t>
+        <w:t xml:space="preserve">Loose charms in your pick of color, in 11, 22 or 33 packs.</w:t>
       </w:r>
     </w:p>
     <w:p>
